--- a/klagomål/A 45565-2025 FSC-klagomål.docx
+++ b/klagomål/A 45565-2025 FSC-klagomål.docx
@@ -662,7 +662,7 @@
     <w:r>
       <w:tab/>
       <w:tab/>
-      <w:t>2025-09-23</w:t>
+      <w:t>2025-09-24</w:t>
       <w:br/>
       <w:br/>
     </w:r>

--- a/klagomål/A 45565-2025 FSC-klagomål.docx
+++ b/klagomål/A 45565-2025 FSC-klagomål.docx
@@ -662,7 +662,7 @@
     <w:r>
       <w:tab/>
       <w:tab/>
-      <w:t>2025-09-24</w:t>
+      <w:t>2025-09-25</w:t>
       <w:br/>
       <w:br/>
     </w:r>

--- a/klagomål/A 45565-2025 FSC-klagomål.docx
+++ b/klagomål/A 45565-2025 FSC-klagomål.docx
@@ -662,7 +662,7 @@
     <w:r>
       <w:tab/>
       <w:tab/>
-      <w:t>2025-09-25</w:t>
+      <w:t>2025-09-26</w:t>
       <w:br/>
       <w:br/>
     </w:r>

--- a/klagomål/A 45565-2025 FSC-klagomål.docx
+++ b/klagomål/A 45565-2025 FSC-klagomål.docx
@@ -662,7 +662,7 @@
     <w:r>
       <w:tab/>
       <w:tab/>
-      <w:t>2025-09-26</w:t>
+      <w:t>2025-09-27</w:t>
       <w:br/>
       <w:br/>
     </w:r>

--- a/klagomål/A 45565-2025 FSC-klagomål.docx
+++ b/klagomål/A 45565-2025 FSC-klagomål.docx
@@ -662,7 +662,7 @@
     <w:r>
       <w:tab/>
       <w:tab/>
-      <w:t>2025-09-27</w:t>
+      <w:t>2025-09-28</w:t>
       <w:br/>
       <w:br/>
     </w:r>

--- a/klagomål/A 45565-2025 FSC-klagomål.docx
+++ b/klagomål/A 45565-2025 FSC-klagomål.docx
@@ -662,7 +662,7 @@
     <w:r>
       <w:tab/>
       <w:tab/>
-      <w:t>2025-09-28</w:t>
+      <w:t>2025-09-29</w:t>
       <w:br/>
       <w:br/>
     </w:r>

--- a/klagomål/A 45565-2025 FSC-klagomål.docx
+++ b/klagomål/A 45565-2025 FSC-klagomål.docx
@@ -662,7 +662,7 @@
     <w:r>
       <w:tab/>
       <w:tab/>
-      <w:t>2025-09-29</w:t>
+      <w:t>2025-09-30</w:t>
       <w:br/>
       <w:br/>
     </w:r>

--- a/klagomål/A 45565-2025 FSC-klagomål.docx
+++ b/klagomål/A 45565-2025 FSC-klagomål.docx
@@ -662,7 +662,7 @@
     <w:r>
       <w:tab/>
       <w:tab/>
-      <w:t>2025-09-30</w:t>
+      <w:t>2025-10-01</w:t>
       <w:br/>
       <w:br/>
     </w:r>

--- a/klagomål/A 45565-2025 FSC-klagomål.docx
+++ b/klagomål/A 45565-2025 FSC-klagomål.docx
@@ -662,7 +662,7 @@
     <w:r>
       <w:tab/>
       <w:tab/>
-      <w:t>2025-10-01</w:t>
+      <w:t>2025-10-02</w:t>
       <w:br/>
       <w:br/>
     </w:r>

--- a/klagomål/A 45565-2025 FSC-klagomål.docx
+++ b/klagomål/A 45565-2025 FSC-klagomål.docx
@@ -662,7 +662,7 @@
     <w:r>
       <w:tab/>
       <w:tab/>
-      <w:t>2025-10-02</w:t>
+      <w:t>2025-10-03</w:t>
       <w:br/>
       <w:br/>
     </w:r>

--- a/klagomål/A 45565-2025 FSC-klagomål.docx
+++ b/klagomål/A 45565-2025 FSC-klagomål.docx
@@ -662,7 +662,7 @@
     <w:r>
       <w:tab/>
       <w:tab/>
-      <w:t>2025-10-03</w:t>
+      <w:t>2025-10-04</w:t>
       <w:br/>
       <w:br/>
     </w:r>

--- a/klagomål/A 45565-2025 FSC-klagomål.docx
+++ b/klagomål/A 45565-2025 FSC-klagomål.docx
@@ -662,7 +662,7 @@
     <w:r>
       <w:tab/>
       <w:tab/>
-      <w:t>2025-10-04</w:t>
+      <w:t>2025-10-05</w:t>
       <w:br/>
       <w:br/>
     </w:r>

--- a/klagomål/A 45565-2025 FSC-klagomål.docx
+++ b/klagomål/A 45565-2025 FSC-klagomål.docx
@@ -662,7 +662,7 @@
     <w:r>
       <w:tab/>
       <w:tab/>
-      <w:t>2025-10-05</w:t>
+      <w:t>2025-10-06</w:t>
       <w:br/>
       <w:br/>
     </w:r>

--- a/klagomål/A 45565-2025 FSC-klagomål.docx
+++ b/klagomål/A 45565-2025 FSC-klagomål.docx
@@ -662,7 +662,7 @@
     <w:r>
       <w:tab/>
       <w:tab/>
-      <w:t>2025-10-06</w:t>
+      <w:t>2025-10-07</w:t>
       <w:br/>
       <w:br/>
     </w:r>

--- a/klagomål/A 45565-2025 FSC-klagomål.docx
+++ b/klagomål/A 45565-2025 FSC-klagomål.docx
@@ -662,7 +662,7 @@
     <w:r>
       <w:tab/>
       <w:tab/>
-      <w:t>2025-10-07</w:t>
+      <w:t>2025-10-08</w:t>
       <w:br/>
       <w:br/>
     </w:r>

--- a/klagomål/A 45565-2025 FSC-klagomål.docx
+++ b/klagomål/A 45565-2025 FSC-klagomål.docx
@@ -662,7 +662,7 @@
     <w:r>
       <w:tab/>
       <w:tab/>
-      <w:t>2025-10-08</w:t>
+      <w:t>2025-10-09</w:t>
       <w:br/>
       <w:br/>
     </w:r>

--- a/klagomål/A 45565-2025 FSC-klagomål.docx
+++ b/klagomål/A 45565-2025 FSC-klagomål.docx
@@ -662,7 +662,7 @@
     <w:r>
       <w:tab/>
       <w:tab/>
-      <w:t>2025-10-09</w:t>
+      <w:t>2025-10-10</w:t>
       <w:br/>
       <w:br/>
     </w:r>

--- a/klagomål/A 45565-2025 FSC-klagomål.docx
+++ b/klagomål/A 45565-2025 FSC-klagomål.docx
@@ -662,7 +662,7 @@
     <w:r>
       <w:tab/>
       <w:tab/>
-      <w:t>2025-10-10</w:t>
+      <w:t>2025-10-11</w:t>
       <w:br/>
       <w:br/>
     </w:r>

--- a/klagomål/A 45565-2025 FSC-klagomål.docx
+++ b/klagomål/A 45565-2025 FSC-klagomål.docx
@@ -662,7 +662,7 @@
     <w:r>
       <w:tab/>
       <w:tab/>
-      <w:t>2025-10-16</w:t>
+      <w:t>2025-10-17</w:t>
       <w:br/>
       <w:br/>
     </w:r>

--- a/klagomål/A 45565-2025 FSC-klagomål.docx
+++ b/klagomål/A 45565-2025 FSC-klagomål.docx
@@ -662,7 +662,7 @@
     <w:r>
       <w:tab/>
       <w:tab/>
-      <w:t>2025-10-17</w:t>
+      <w:t>2025-10-18</w:t>
       <w:br/>
       <w:br/>
     </w:r>

--- a/klagomål/A 45565-2025 FSC-klagomål.docx
+++ b/klagomål/A 45565-2025 FSC-klagomål.docx
@@ -662,7 +662,7 @@
     <w:r>
       <w:tab/>
       <w:tab/>
-      <w:t>2025-10-18</w:t>
+      <w:t>2025-10-19</w:t>
       <w:br/>
       <w:br/>
     </w:r>

--- a/klagomål/A 45565-2025 FSC-klagomål.docx
+++ b/klagomål/A 45565-2025 FSC-klagomål.docx
@@ -662,7 +662,7 @@
     <w:r>
       <w:tab/>
       <w:tab/>
-      <w:t>2025-10-19</w:t>
+      <w:t>2025-10-20</w:t>
       <w:br/>
       <w:br/>
     </w:r>

--- a/klagomål/A 45565-2025 FSC-klagomål.docx
+++ b/klagomål/A 45565-2025 FSC-klagomål.docx
@@ -662,7 +662,7 @@
     <w:r>
       <w:tab/>
       <w:tab/>
-      <w:t>2025-10-20</w:t>
+      <w:t>2025-10-21</w:t>
       <w:br/>
       <w:br/>
     </w:r>

--- a/klagomål/A 45565-2025 FSC-klagomål.docx
+++ b/klagomål/A 45565-2025 FSC-klagomål.docx
@@ -662,7 +662,7 @@
     <w:r>
       <w:tab/>
       <w:tab/>
-      <w:t>2025-10-21</w:t>
+      <w:t>2025-10-22</w:t>
       <w:br/>
       <w:br/>
     </w:r>

--- a/klagomål/A 45565-2025 FSC-klagomål.docx
+++ b/klagomål/A 45565-2025 FSC-klagomål.docx
@@ -662,7 +662,7 @@
     <w:r>
       <w:tab/>
       <w:tab/>
-      <w:t>2025-10-22</w:t>
+      <w:t>2025-10-23</w:t>
       <w:br/>
       <w:br/>
     </w:r>

--- a/klagomål/A 45565-2025 FSC-klagomål.docx
+++ b/klagomål/A 45565-2025 FSC-klagomål.docx
@@ -662,7 +662,7 @@
     <w:r>
       <w:tab/>
       <w:tab/>
-      <w:t>2025-10-23</w:t>
+      <w:t>2025-10-24</w:t>
       <w:br/>
       <w:br/>
     </w:r>

--- a/klagomål/A 45565-2025 FSC-klagomål.docx
+++ b/klagomål/A 45565-2025 FSC-klagomål.docx
@@ -662,7 +662,7 @@
     <w:r>
       <w:tab/>
       <w:tab/>
-      <w:t>2025-10-24</w:t>
+      <w:t>2025-10-25</w:t>
       <w:br/>
       <w:br/>
     </w:r>

--- a/klagomål/A 45565-2025 FSC-klagomål.docx
+++ b/klagomål/A 45565-2025 FSC-klagomål.docx
@@ -662,7 +662,7 @@
     <w:r>
       <w:tab/>
       <w:tab/>
-      <w:t>2025-10-25</w:t>
+      <w:t>2025-10-26</w:t>
       <w:br/>
       <w:br/>
     </w:r>

--- a/klagomål/A 45565-2025 FSC-klagomål.docx
+++ b/klagomål/A 45565-2025 FSC-klagomål.docx
@@ -662,7 +662,7 @@
     <w:r>
       <w:tab/>
       <w:tab/>
-      <w:t>2025-10-26</w:t>
+      <w:t>2025-10-27</w:t>
       <w:br/>
       <w:br/>
     </w:r>

--- a/klagomål/A 45565-2025 FSC-klagomål.docx
+++ b/klagomål/A 45565-2025 FSC-klagomål.docx
@@ -662,7 +662,7 @@
     <w:r>
       <w:tab/>
       <w:tab/>
-      <w:t>2025-10-27</w:t>
+      <w:t>2025-10-28</w:t>
       <w:br/>
       <w:br/>
     </w:r>

--- a/klagomål/A 45565-2025 FSC-klagomål.docx
+++ b/klagomål/A 45565-2025 FSC-klagomål.docx
@@ -662,7 +662,7 @@
     <w:r>
       <w:tab/>
       <w:tab/>
-      <w:t>2025-10-28</w:t>
+      <w:t>2025-10-29</w:t>
       <w:br/>
       <w:br/>
     </w:r>

--- a/klagomål/A 45565-2025 FSC-klagomål.docx
+++ b/klagomål/A 45565-2025 FSC-klagomål.docx
@@ -662,7 +662,7 @@
     <w:r>
       <w:tab/>
       <w:tab/>
-      <w:t>2025-10-29</w:t>
+      <w:t>2025-10-30</w:t>
       <w:br/>
       <w:br/>
     </w:r>

--- a/klagomål/A 45565-2025 FSC-klagomål.docx
+++ b/klagomål/A 45565-2025 FSC-klagomål.docx
@@ -662,7 +662,7 @@
     <w:r>
       <w:tab/>
       <w:tab/>
-      <w:t>2025-10-30</w:t>
+      <w:t>2025-10-31</w:t>
       <w:br/>
       <w:br/>
     </w:r>

--- a/klagomål/A 45565-2025 FSC-klagomål.docx
+++ b/klagomål/A 45565-2025 FSC-klagomål.docx
@@ -662,7 +662,7 @@
     <w:r>
       <w:tab/>
       <w:tab/>
-      <w:t>2025-10-31</w:t>
+      <w:t>2025-11-01</w:t>
       <w:br/>
       <w:br/>
     </w:r>

--- a/klagomål/A 45565-2025 FSC-klagomål.docx
+++ b/klagomål/A 45565-2025 FSC-klagomål.docx
@@ -662,7 +662,7 @@
     <w:r>
       <w:tab/>
       <w:tab/>
-      <w:t>2025-11-01</w:t>
+      <w:t>2025-11-02</w:t>
       <w:br/>
       <w:br/>
     </w:r>

--- a/klagomål/A 45565-2025 FSC-klagomål.docx
+++ b/klagomål/A 45565-2025 FSC-klagomål.docx
@@ -662,7 +662,7 @@
     <w:r>
       <w:tab/>
       <w:tab/>
-      <w:t>2025-11-02</w:t>
+      <w:t>2025-11-03</w:t>
       <w:br/>
       <w:br/>
     </w:r>

--- a/klagomål/A 45565-2025 FSC-klagomål.docx
+++ b/klagomål/A 45565-2025 FSC-klagomål.docx
@@ -662,7 +662,7 @@
     <w:r>
       <w:tab/>
       <w:tab/>
-      <w:t>2025-11-03</w:t>
+      <w:t>2025-11-04</w:t>
       <w:br/>
       <w:br/>
     </w:r>

--- a/klagomål/A 45565-2025 FSC-klagomål.docx
+++ b/klagomål/A 45565-2025 FSC-klagomål.docx
@@ -662,7 +662,7 @@
     <w:r>
       <w:tab/>
       <w:tab/>
-      <w:t>2025-11-04</w:t>
+      <w:t>2025-11-05</w:t>
       <w:br/>
       <w:br/>
     </w:r>

--- a/klagomål/A 45565-2025 FSC-klagomål.docx
+++ b/klagomål/A 45565-2025 FSC-klagomål.docx
@@ -662,7 +662,7 @@
     <w:r>
       <w:tab/>
       <w:tab/>
-      <w:t>2025-11-05</w:t>
+      <w:t>2025-11-06</w:t>
       <w:br/>
       <w:br/>
     </w:r>

--- a/klagomål/A 45565-2025 FSC-klagomål.docx
+++ b/klagomål/A 45565-2025 FSC-klagomål.docx
@@ -662,7 +662,7 @@
     <w:r>
       <w:tab/>
       <w:tab/>
-      <w:t>2025-11-06</w:t>
+      <w:t>2025-11-07</w:t>
       <w:br/>
       <w:br/>
     </w:r>

--- a/klagomål/A 45565-2025 FSC-klagomål.docx
+++ b/klagomål/A 45565-2025 FSC-klagomål.docx
@@ -662,7 +662,7 @@
     <w:r>
       <w:tab/>
       <w:tab/>
-      <w:t>2025-11-07</w:t>
+      <w:t>2025-11-08</w:t>
       <w:br/>
       <w:br/>
     </w:r>

--- a/klagomål/A 45565-2025 FSC-klagomål.docx
+++ b/klagomål/A 45565-2025 FSC-klagomål.docx
@@ -662,7 +662,7 @@
     <w:r>
       <w:tab/>
       <w:tab/>
-      <w:t>2025-11-08</w:t>
+      <w:t>2025-11-09</w:t>
       <w:br/>
       <w:br/>
     </w:r>

--- a/klagomål/A 45565-2025 FSC-klagomål.docx
+++ b/klagomål/A 45565-2025 FSC-klagomål.docx
@@ -662,7 +662,7 @@
     <w:r>
       <w:tab/>
       <w:tab/>
-      <w:t>2025-11-09</w:t>
+      <w:t>2025-11-10</w:t>
       <w:br/>
       <w:br/>
     </w:r>

--- a/klagomål/A 45565-2025 FSC-klagomål.docx
+++ b/klagomål/A 45565-2025 FSC-klagomål.docx
@@ -662,7 +662,7 @@
     <w:r>
       <w:tab/>
       <w:tab/>
-      <w:t>2025-11-10</w:t>
+      <w:t>2025-11-11</w:t>
       <w:br/>
       <w:br/>
     </w:r>

--- a/klagomål/A 45565-2025 FSC-klagomål.docx
+++ b/klagomål/A 45565-2025 FSC-klagomål.docx
@@ -662,7 +662,7 @@
     <w:r>
       <w:tab/>
       <w:tab/>
-      <w:t>2025-11-11</w:t>
+      <w:t>2025-11-12</w:t>
       <w:br/>
       <w:br/>
     </w:r>

--- a/klagomål/A 45565-2025 FSC-klagomål.docx
+++ b/klagomål/A 45565-2025 FSC-klagomål.docx
@@ -662,7 +662,7 @@
     <w:r>
       <w:tab/>
       <w:tab/>
-      <w:t>2025-11-12</w:t>
+      <w:t>2025-11-13</w:t>
       <w:br/>
       <w:br/>
     </w:r>

--- a/klagomål/A 45565-2025 FSC-klagomål.docx
+++ b/klagomål/A 45565-2025 FSC-klagomål.docx
@@ -662,7 +662,7 @@
     <w:r>
       <w:tab/>
       <w:tab/>
-      <w:t>2025-11-13</w:t>
+      <w:t>2025-11-14</w:t>
       <w:br/>
       <w:br/>
     </w:r>

--- a/klagomål/A 45565-2025 FSC-klagomål.docx
+++ b/klagomål/A 45565-2025 FSC-klagomål.docx
@@ -662,7 +662,7 @@
     <w:r>
       <w:tab/>
       <w:tab/>
-      <w:t>2025-11-14</w:t>
+      <w:t>2025-11-15</w:t>
       <w:br/>
       <w:br/>
     </w:r>

--- a/klagomål/A 45565-2025 FSC-klagomål.docx
+++ b/klagomål/A 45565-2025 FSC-klagomål.docx
@@ -662,7 +662,7 @@
     <w:r>
       <w:tab/>
       <w:tab/>
-      <w:t>2025-11-15</w:t>
+      <w:t>2025-11-20</w:t>
       <w:br/>
       <w:br/>
     </w:r>

--- a/klagomål/A 45565-2025 FSC-klagomål.docx
+++ b/klagomål/A 45565-2025 FSC-klagomål.docx
@@ -662,7 +662,7 @@
     <w:r>
       <w:tab/>
       <w:tab/>
-      <w:t>2025-11-20</w:t>
+      <w:t>2025-11-21</w:t>
       <w:br/>
       <w:br/>
     </w:r>

--- a/klagomål/A 45565-2025 FSC-klagomål.docx
+++ b/klagomål/A 45565-2025 FSC-klagomål.docx
@@ -662,7 +662,7 @@
     <w:r>
       <w:tab/>
       <w:tab/>
-      <w:t>2025-11-21</w:t>
+      <w:t>2025-11-22</w:t>
       <w:br/>
       <w:br/>
     </w:r>

--- a/klagomål/A 45565-2025 FSC-klagomål.docx
+++ b/klagomål/A 45565-2025 FSC-klagomål.docx
@@ -662,7 +662,7 @@
     <w:r>
       <w:tab/>
       <w:tab/>
-      <w:t>2025-11-22</w:t>
+      <w:t>2025-11-23</w:t>
       <w:br/>
       <w:br/>
     </w:r>

--- a/klagomål/A 45565-2025 FSC-klagomål.docx
+++ b/klagomål/A 45565-2025 FSC-klagomål.docx
@@ -662,7 +662,7 @@
     <w:r>
       <w:tab/>
       <w:tab/>
-      <w:t>2025-11-23</w:t>
+      <w:t>2025-11-24</w:t>
       <w:br/>
       <w:br/>
     </w:r>

--- a/klagomål/A 45565-2025 FSC-klagomål.docx
+++ b/klagomål/A 45565-2025 FSC-klagomål.docx
@@ -662,7 +662,7 @@
     <w:r>
       <w:tab/>
       <w:tab/>
-      <w:t>2025-11-24</w:t>
+      <w:t>2025-11-25</w:t>
       <w:br/>
       <w:br/>
     </w:r>

--- a/klagomål/A 45565-2025 FSC-klagomål.docx
+++ b/klagomål/A 45565-2025 FSC-klagomål.docx
@@ -662,7 +662,7 @@
     <w:r>
       <w:tab/>
       <w:tab/>
-      <w:t>2025-11-25</w:t>
+      <w:t>2025-11-26</w:t>
       <w:br/>
       <w:br/>
     </w:r>

--- a/klagomål/A 45565-2025 FSC-klagomål.docx
+++ b/klagomål/A 45565-2025 FSC-klagomål.docx
@@ -662,7 +662,7 @@
     <w:r>
       <w:tab/>
       <w:tab/>
-      <w:t>2025-11-26</w:t>
+      <w:t>2025-11-27</w:t>
       <w:br/>
       <w:br/>
     </w:r>

--- a/klagomål/A 45565-2025 FSC-klagomål.docx
+++ b/klagomål/A 45565-2025 FSC-klagomål.docx
@@ -662,7 +662,7 @@
     <w:r>
       <w:tab/>
       <w:tab/>
-      <w:t>2025-11-27</w:t>
+      <w:t>2025-11-28</w:t>
       <w:br/>
       <w:br/>
     </w:r>

--- a/klagomål/A 45565-2025 FSC-klagomål.docx
+++ b/klagomål/A 45565-2025 FSC-klagomål.docx
@@ -662,7 +662,7 @@
     <w:r>
       <w:tab/>
       <w:tab/>
-      <w:t>2025-11-28</w:t>
+      <w:t>2025-11-29</w:t>
       <w:br/>
       <w:br/>
     </w:r>

--- a/klagomål/A 45565-2025 FSC-klagomål.docx
+++ b/klagomål/A 45565-2025 FSC-klagomål.docx
@@ -662,7 +662,7 @@
     <w:r>
       <w:tab/>
       <w:tab/>
-      <w:t>2025-11-29</w:t>
+      <w:t>2025-11-30</w:t>
       <w:br/>
       <w:br/>
     </w:r>

--- a/klagomål/A 45565-2025 FSC-klagomål.docx
+++ b/klagomål/A 45565-2025 FSC-klagomål.docx
@@ -662,7 +662,7 @@
     <w:r>
       <w:tab/>
       <w:tab/>
-      <w:t>2025-11-30</w:t>
+      <w:t>2025-12-01</w:t>
       <w:br/>
       <w:br/>
     </w:r>

--- a/klagomål/A 45565-2025 FSC-klagomål.docx
+++ b/klagomål/A 45565-2025 FSC-klagomål.docx
@@ -662,7 +662,7 @@
     <w:r>
       <w:tab/>
       <w:tab/>
-      <w:t>2025-12-01</w:t>
+      <w:t>2025-12-02</w:t>
       <w:br/>
       <w:br/>
     </w:r>

--- a/klagomål/A 45565-2025 FSC-klagomål.docx
+++ b/klagomål/A 45565-2025 FSC-klagomål.docx
@@ -662,7 +662,7 @@
     <w:r>
       <w:tab/>
       <w:tab/>
-      <w:t>2025-12-02</w:t>
+      <w:t>2025-12-03</w:t>
       <w:br/>
       <w:br/>
     </w:r>

--- a/klagomål/A 45565-2025 FSC-klagomål.docx
+++ b/klagomål/A 45565-2025 FSC-klagomål.docx
@@ -662,7 +662,7 @@
     <w:r>
       <w:tab/>
       <w:tab/>
-      <w:t>2025-12-03</w:t>
+      <w:t>2025-12-04</w:t>
       <w:br/>
       <w:br/>
     </w:r>

--- a/klagomål/A 45565-2025 FSC-klagomål.docx
+++ b/klagomål/A 45565-2025 FSC-klagomål.docx
@@ -662,7 +662,7 @@
     <w:r>
       <w:tab/>
       <w:tab/>
-      <w:t>2025-12-04</w:t>
+      <w:t>2025-12-05</w:t>
       <w:br/>
       <w:br/>
     </w:r>

--- a/klagomål/A 45565-2025 FSC-klagomål.docx
+++ b/klagomål/A 45565-2025 FSC-klagomål.docx
@@ -662,7 +662,7 @@
     <w:r>
       <w:tab/>
       <w:tab/>
-      <w:t>2025-12-05</w:t>
+      <w:t>2025-12-06</w:t>
       <w:br/>
       <w:br/>
     </w:r>

--- a/klagomål/A 45565-2025 FSC-klagomål.docx
+++ b/klagomål/A 45565-2025 FSC-klagomål.docx
@@ -662,7 +662,7 @@
     <w:r>
       <w:tab/>
       <w:tab/>
-      <w:t>2025-12-06</w:t>
+      <w:t>2025-12-07</w:t>
       <w:br/>
       <w:br/>
     </w:r>

--- a/klagomål/A 45565-2025 FSC-klagomål.docx
+++ b/klagomål/A 45565-2025 FSC-klagomål.docx
@@ -662,7 +662,7 @@
     <w:r>
       <w:tab/>
       <w:tab/>
-      <w:t>2025-12-07</w:t>
+      <w:t>2025-12-08</w:t>
       <w:br/>
       <w:br/>
     </w:r>

--- a/klagomål/A 45565-2025 FSC-klagomål.docx
+++ b/klagomål/A 45565-2025 FSC-klagomål.docx
@@ -662,7 +662,7 @@
     <w:r>
       <w:tab/>
       <w:tab/>
-      <w:t>2025-12-08</w:t>
+      <w:t>2025-12-09</w:t>
       <w:br/>
       <w:br/>
     </w:r>

--- a/klagomål/A 45565-2025 FSC-klagomål.docx
+++ b/klagomål/A 45565-2025 FSC-klagomål.docx
@@ -662,7 +662,7 @@
     <w:r>
       <w:tab/>
       <w:tab/>
-      <w:t>2025-12-09</w:t>
+      <w:t>2025-12-10</w:t>
       <w:br/>
       <w:br/>
     </w:r>

--- a/klagomål/A 45565-2025 FSC-klagomål.docx
+++ b/klagomål/A 45565-2025 FSC-klagomål.docx
@@ -662,7 +662,7 @@
     <w:r>
       <w:tab/>
       <w:tab/>
-      <w:t>2025-12-10</w:t>
+      <w:t>2025-12-11</w:t>
       <w:br/>
       <w:br/>
     </w:r>

--- a/klagomål/A 45565-2025 FSC-klagomål.docx
+++ b/klagomål/A 45565-2025 FSC-klagomål.docx
@@ -662,7 +662,7 @@
     <w:r>
       <w:tab/>
       <w:tab/>
-      <w:t>2025-12-11</w:t>
+      <w:t>2025-12-12</w:t>
       <w:br/>
       <w:br/>
     </w:r>

--- a/klagomål/A 45565-2025 FSC-klagomål.docx
+++ b/klagomål/A 45565-2025 FSC-klagomål.docx
@@ -662,7 +662,7 @@
     <w:r>
       <w:tab/>
       <w:tab/>
-      <w:t>2025-12-12</w:t>
+      <w:t>2025-12-13</w:t>
       <w:br/>
       <w:br/>
     </w:r>

--- a/klagomål/A 45565-2025 FSC-klagomål.docx
+++ b/klagomål/A 45565-2025 FSC-klagomål.docx
@@ -662,7 +662,7 @@
     <w:r>
       <w:tab/>
       <w:tab/>
-      <w:t>2025-12-19</w:t>
+      <w:t>2025-12-20</w:t>
       <w:br/>
       <w:br/>
     </w:r>

--- a/klagomål/A 45565-2025 FSC-klagomål.docx
+++ b/klagomål/A 45565-2025 FSC-klagomål.docx
@@ -662,7 +662,7 @@
     <w:r>
       <w:tab/>
       <w:tab/>
-      <w:t>2025-12-20</w:t>
+      <w:t>2025-12-21</w:t>
       <w:br/>
       <w:br/>
     </w:r>

--- a/klagomål/A 45565-2025 FSC-klagomål.docx
+++ b/klagomål/A 45565-2025 FSC-klagomål.docx
@@ -662,7 +662,7 @@
     <w:r>
       <w:tab/>
       <w:tab/>
-      <w:t>2025-12-21</w:t>
+      <w:t>2025-12-22</w:t>
       <w:br/>
       <w:br/>
     </w:r>

--- a/klagomål/A 45565-2025 FSC-klagomål.docx
+++ b/klagomål/A 45565-2025 FSC-klagomål.docx
@@ -662,7 +662,7 @@
     <w:r>
       <w:tab/>
       <w:tab/>
-      <w:t>2025-12-22</w:t>
+      <w:t>2025-12-26</w:t>
       <w:br/>
       <w:br/>
     </w:r>

--- a/klagomål/A 45565-2025 FSC-klagomål.docx
+++ b/klagomål/A 45565-2025 FSC-klagomål.docx
@@ -662,7 +662,7 @@
     <w:r>
       <w:tab/>
       <w:tab/>
-      <w:t>2026-01-03</w:t>
+      <w:t>2026-01-04</w:t>
       <w:br/>
       <w:br/>
     </w:r>

--- a/klagomål/A 45565-2025 FSC-klagomål.docx
+++ b/klagomål/A 45565-2025 FSC-klagomål.docx
@@ -662,7 +662,7 @@
     <w:r>
       <w:tab/>
       <w:tab/>
-      <w:t>2026-01-07</w:t>
+      <w:t>2026-01-08</w:t>
       <w:br/>
       <w:br/>
     </w:r>

--- a/klagomål/A 45565-2025 FSC-klagomål.docx
+++ b/klagomål/A 45565-2025 FSC-klagomål.docx
@@ -662,7 +662,7 @@
     <w:r>
       <w:tab/>
       <w:tab/>
-      <w:t>2026-01-08</w:t>
+      <w:t>2026-01-09</w:t>
       <w:br/>
       <w:br/>
     </w:r>

--- a/klagomål/A 45565-2025 FSC-klagomål.docx
+++ b/klagomål/A 45565-2025 FSC-klagomål.docx
@@ -662,7 +662,7 @@
     <w:r>
       <w:tab/>
       <w:tab/>
-      <w:t>2026-01-09</w:t>
+      <w:t>2026-01-10</w:t>
       <w:br/>
       <w:br/>
     </w:r>

--- a/klagomål/A 45565-2025 FSC-klagomål.docx
+++ b/klagomål/A 45565-2025 FSC-klagomål.docx
@@ -662,7 +662,7 @@
     <w:r>
       <w:tab/>
       <w:tab/>
-      <w:t>2026-01-10</w:t>
+      <w:t>2026-01-11</w:t>
       <w:br/>
       <w:br/>
     </w:r>

--- a/klagomål/A 45565-2025 FSC-klagomål.docx
+++ b/klagomål/A 45565-2025 FSC-klagomål.docx
@@ -662,7 +662,7 @@
     <w:r>
       <w:tab/>
       <w:tab/>
-      <w:t>2026-01-11</w:t>
+      <w:t>2026-01-12</w:t>
       <w:br/>
       <w:br/>
     </w:r>

--- a/klagomål/A 45565-2025 FSC-klagomål.docx
+++ b/klagomål/A 45565-2025 FSC-klagomål.docx
@@ -662,7 +662,7 @@
     <w:r>
       <w:tab/>
       <w:tab/>
-      <w:t>2026-01-12</w:t>
+      <w:t>2026-01-13</w:t>
       <w:br/>
       <w:br/>
     </w:r>

--- a/klagomål/A 45565-2025 FSC-klagomål.docx
+++ b/klagomål/A 45565-2025 FSC-klagomål.docx
@@ -662,7 +662,7 @@
     <w:r>
       <w:tab/>
       <w:tab/>
-      <w:t>2026-01-13</w:t>
+      <w:t>2026-01-14</w:t>
       <w:br/>
       <w:br/>
     </w:r>

--- a/klagomål/A 45565-2025 FSC-klagomål.docx
+++ b/klagomål/A 45565-2025 FSC-klagomål.docx
@@ -662,7 +662,7 @@
     <w:r>
       <w:tab/>
       <w:tab/>
-      <w:t>2026-01-14</w:t>
+      <w:t>2026-01-15</w:t>
       <w:br/>
       <w:br/>
     </w:r>

--- a/klagomål/A 45565-2025 FSC-klagomål.docx
+++ b/klagomål/A 45565-2025 FSC-klagomål.docx
@@ -662,7 +662,7 @@
     <w:r>
       <w:tab/>
       <w:tab/>
-      <w:t>2026-01-15</w:t>
+      <w:t>2026-01-16</w:t>
       <w:br/>
       <w:br/>
     </w:r>

--- a/klagomål/A 45565-2025 FSC-klagomål.docx
+++ b/klagomål/A 45565-2025 FSC-klagomål.docx
@@ -662,7 +662,7 @@
     <w:r>
       <w:tab/>
       <w:tab/>
-      <w:t>2026-01-16</w:t>
+      <w:t>2026-01-17</w:t>
       <w:br/>
       <w:br/>
     </w:r>

--- a/klagomål/A 45565-2025 FSC-klagomål.docx
+++ b/klagomål/A 45565-2025 FSC-klagomål.docx
@@ -662,7 +662,7 @@
     <w:r>
       <w:tab/>
       <w:tab/>
-      <w:t>2026-01-17</w:t>
+      <w:t>2026-01-18</w:t>
       <w:br/>
       <w:br/>
     </w:r>

--- a/klagomål/A 45565-2025 FSC-klagomål.docx
+++ b/klagomål/A 45565-2025 FSC-klagomål.docx
@@ -662,7 +662,7 @@
     <w:r>
       <w:tab/>
       <w:tab/>
-      <w:t>2026-01-18</w:t>
+      <w:t>2026-01-19</w:t>
       <w:br/>
       <w:br/>
     </w:r>

--- a/klagomål/A 45565-2025 FSC-klagomål.docx
+++ b/klagomål/A 45565-2025 FSC-klagomål.docx
@@ -662,7 +662,7 @@
     <w:r>
       <w:tab/>
       <w:tab/>
-      <w:t>2026-01-19</w:t>
+      <w:t>2026-01-20</w:t>
       <w:br/>
       <w:br/>
     </w:r>

--- a/klagomål/A 45565-2025 FSC-klagomål.docx
+++ b/klagomål/A 45565-2025 FSC-klagomål.docx
@@ -662,7 +662,7 @@
     <w:r>
       <w:tab/>
       <w:tab/>
-      <w:t>2026-01-20</w:t>
+      <w:t>2026-01-21</w:t>
       <w:br/>
       <w:br/>
     </w:r>

--- a/klagomål/A 45565-2025 FSC-klagomål.docx
+++ b/klagomål/A 45565-2025 FSC-klagomål.docx
@@ -662,7 +662,7 @@
     <w:r>
       <w:tab/>
       <w:tab/>
-      <w:t>2026-01-21</w:t>
+      <w:t>2026-01-23</w:t>
       <w:br/>
       <w:br/>
     </w:r>

--- a/klagomål/A 45565-2025 FSC-klagomål.docx
+++ b/klagomål/A 45565-2025 FSC-klagomål.docx
@@ -662,7 +662,7 @@
     <w:r>
       <w:tab/>
       <w:tab/>
-      <w:t>2026-01-23</w:t>
+      <w:t>2026-01-24</w:t>
       <w:br/>
       <w:br/>
     </w:r>

--- a/klagomål/A 45565-2025 FSC-klagomål.docx
+++ b/klagomål/A 45565-2025 FSC-klagomål.docx
@@ -662,7 +662,7 @@
     <w:r>
       <w:tab/>
       <w:tab/>
-      <w:t>2026-01-24</w:t>
+      <w:t>2026-01-25</w:t>
       <w:br/>
       <w:br/>
     </w:r>

--- a/klagomål/A 45565-2025 FSC-klagomål.docx
+++ b/klagomål/A 45565-2025 FSC-klagomål.docx
@@ -662,7 +662,7 @@
     <w:r>
       <w:tab/>
       <w:tab/>
-      <w:t>2026-01-25</w:t>
+      <w:t>2026-01-26</w:t>
       <w:br/>
       <w:br/>
     </w:r>

--- a/klagomål/A 45565-2025 FSC-klagomål.docx
+++ b/klagomål/A 45565-2025 FSC-klagomål.docx
@@ -662,7 +662,7 @@
     <w:r>
       <w:tab/>
       <w:tab/>
-      <w:t>2026-01-26</w:t>
+      <w:t>2026-01-27</w:t>
       <w:br/>
       <w:br/>
     </w:r>

--- a/klagomål/A 45565-2025 FSC-klagomål.docx
+++ b/klagomål/A 45565-2025 FSC-klagomål.docx
@@ -662,7 +662,7 @@
     <w:r>
       <w:tab/>
       <w:tab/>
-      <w:t>2026-01-27</w:t>
+      <w:t>2026-01-28</w:t>
       <w:br/>
       <w:br/>
     </w:r>

--- a/klagomål/A 45565-2025 FSC-klagomål.docx
+++ b/klagomål/A 45565-2025 FSC-klagomål.docx
@@ -112,7 +112,7 @@
         <w:pStyle w:val="ListBullet"/>
       </w:pPr>
       <w:r>
-        <w:t>Om ett ombud (tex Norra skog eller Mellanskog) avverkningsanmäler en skog med naturvärden motsvarande nyckelbiotops kvalité men markägaren inte är FSC certifierad, bör du skicka in ett FSC kontrollerat virke klagomål. Då ska klagomålet skickas till ombudsföretaget.</w:t>
+        <w:t>Om ett ombud (tex Norra skog eller Mellanskog) avverkningsanmäler en skog med naturvärden motsvarande nyckelbiotops kvalitet men markägaren inte är FSC certifierad, bör du skicka in ett FSC kontrollerat virke klagomål. Då ska klagomålet skickas till ombudsföretaget.</w:t>
       </w:r>
     </w:p>
     <w:p>
@@ -254,7 +254,25 @@
         <w:t>Reliktbock (NT)</w:t>
       </w:r>
       <w:r>
-        <w:t xml:space="preserve"> är en skalbagge vars larvutveckling sker i tjock, solexponerad skorpbark på gamla, levande tallar. Ofta i träd som under längre tid stått fritt och öppet, t.ex. i kantzoner i odlingslandskap, längs stränder och åsar, men också i gles, gammal tallskog på mager mark. Arten är brandgynnad genom att omgivande småträd och buskar försvinner vid lågintensiva bränder samtidigt som gamla tallar överlever och förblir solexponerade. Minskningstakten för den svenska populationen bedöms vara nära gränsvärdet för Sårbar (VU) och i den europeiska rödlistan är reliktbock rödlistad som Sårbar (VU) vilket innebär att Sverige har ett internationellt ansvar för arten. Gamla tallskogar bör få ett långsiktigt skydd, och inte slutavverkas (SLU Artdatabanken, 2024; IUCN, 2016).</w:t>
+        <w:t xml:space="preserve"> är en skalbagge vars larvutveckling sker i tjock, solexponerad skorpbark på gamla, levande tallar. Ofta i träd som under längre tid stått fritt och öppet, t.ex. i kantzoner i odlingslandskap, längs stränder och åsar, men också i gles, gammal tallskog på mager mark. Arten är brandgynnad genom att omgivande småträd och buskar försvinner vid lågintensiva bränder samtidigt som gamla tallar överlever och förblir solexponerade. Minskningstakten för den svenska populationen bedöms vara nära gränsvärdet för Sårbar (VU) och i den europeiska rödlistan är reliktbock rödlistad som Sårbar (VU) vilket innebär att Sverige har ett internationellt ansvar för arten. Gamla tallskogar bör få ett långsiktigt skydd, och inte slutavverkas. Reliktbock är typisk art för </w:t>
+      </w:r>
+      <w:r>
+        <w:rPr>
+          <w:i/>
+        </w:rPr>
+        <w:t>9010 Taiga</w:t>
+      </w:r>
+      <w:r>
+        <w:t xml:space="preserve"> och</w:t>
+      </w:r>
+      <w:r>
+        <w:rPr>
+          <w:i/>
+        </w:rPr>
+        <w:t xml:space="preserve"> 9060 Åsbarrskog</w:t>
+      </w:r>
+      <w:r>
+        <w:t xml:space="preserve"> (SLU Artdatabanken, 2024; IUCN, 2016).</w:t>
       </w:r>
     </w:p>
     <w:p>
@@ -662,7 +680,7 @@
     <w:r>
       <w:tab/>
       <w:tab/>
-      <w:t>2026-01-28</w:t>
+      <w:t>2026-01-29</w:t>
       <w:br/>
       <w:br/>
     </w:r>

--- a/klagomål/A 45565-2025 FSC-klagomål.docx
+++ b/klagomål/A 45565-2025 FSC-klagomål.docx
@@ -680,7 +680,7 @@
     <w:r>
       <w:tab/>
       <w:tab/>
-      <w:t>2026-01-29</w:t>
+      <w:t>2026-01-30</w:t>
       <w:br/>
       <w:br/>
     </w:r>

--- a/klagomål/A 45565-2025 FSC-klagomål.docx
+++ b/klagomål/A 45565-2025 FSC-klagomål.docx
@@ -680,7 +680,7 @@
     <w:r>
       <w:tab/>
       <w:tab/>
-      <w:t>2026-01-30</w:t>
+      <w:t>2026-01-31</w:t>
       <w:br/>
       <w:br/>
     </w:r>

--- a/klagomål/A 45565-2025 FSC-klagomål.docx
+++ b/klagomål/A 45565-2025 FSC-klagomål.docx
@@ -680,7 +680,7 @@
     <w:r>
       <w:tab/>
       <w:tab/>
-      <w:t>2026-01-31</w:t>
+      <w:t>2026-02-01</w:t>
       <w:br/>
       <w:br/>
     </w:r>

--- a/klagomål/A 45565-2025 FSC-klagomål.docx
+++ b/klagomål/A 45565-2025 FSC-klagomål.docx
@@ -680,7 +680,7 @@
     <w:r>
       <w:tab/>
       <w:tab/>
-      <w:t>2026-03-02</w:t>
+      <w:t>2026-03-03</w:t>
       <w:br/>
       <w:br/>
     </w:r>

--- a/klagomål/A 45565-2025 FSC-klagomål.docx
+++ b/klagomål/A 45565-2025 FSC-klagomål.docx
@@ -680,7 +680,7 @@
     <w:r>
       <w:tab/>
       <w:tab/>
-      <w:t>2026-03-03</w:t>
+      <w:t>2026-03-04</w:t>
       <w:br/>
       <w:br/>
     </w:r>

--- a/klagomål/A 45565-2025 FSC-klagomål.docx
+++ b/klagomål/A 45565-2025 FSC-klagomål.docx
@@ -680,7 +680,7 @@
     <w:r>
       <w:tab/>
       <w:tab/>
-      <w:t>2026-03-04</w:t>
+      <w:t>2026-03-05</w:t>
       <w:br/>
       <w:br/>
     </w:r>

--- a/klagomål/A 45565-2025 FSC-klagomål.docx
+++ b/klagomål/A 45565-2025 FSC-klagomål.docx
@@ -680,7 +680,7 @@
     <w:r>
       <w:tab/>
       <w:tab/>
-      <w:t>2026-03-05</w:t>
+      <w:t>2026-03-06</w:t>
       <w:br/>
       <w:br/>
     </w:r>

--- a/klagomål/A 45565-2025 FSC-klagomål.docx
+++ b/klagomål/A 45565-2025 FSC-klagomål.docx
@@ -680,7 +680,7 @@
     <w:r>
       <w:tab/>
       <w:tab/>
-      <w:t>2026-03-06</w:t>
+      <w:t>2026-03-07</w:t>
       <w:br/>
       <w:br/>
     </w:r>

--- a/klagomål/A 45565-2025 FSC-klagomål.docx
+++ b/klagomål/A 45565-2025 FSC-klagomål.docx
@@ -680,7 +680,7 @@
     <w:r>
       <w:tab/>
       <w:tab/>
-      <w:t>2026-03-07</w:t>
+      <w:t>2026-03-08</w:t>
       <w:br/>
       <w:br/>
     </w:r>

--- a/klagomål/A 45565-2025 FSC-klagomål.docx
+++ b/klagomål/A 45565-2025 FSC-klagomål.docx
@@ -680,7 +680,7 @@
     <w:r>
       <w:tab/>
       <w:tab/>
-      <w:t>2026-03-08</w:t>
+      <w:t>2026-03-09</w:t>
       <w:br/>
       <w:br/>
     </w:r>

--- a/klagomål/A 45565-2025 FSC-klagomål.docx
+++ b/klagomål/A 45565-2025 FSC-klagomål.docx
@@ -680,7 +680,7 @@
     <w:r>
       <w:tab/>
       <w:tab/>
-      <w:t>2026-03-09</w:t>
+      <w:t>2026-03-10</w:t>
       <w:br/>
       <w:br/>
     </w:r>

--- a/klagomål/A 45565-2025 FSC-klagomål.docx
+++ b/klagomål/A 45565-2025 FSC-klagomål.docx
@@ -680,7 +680,7 @@
     <w:r>
       <w:tab/>
       <w:tab/>
-      <w:t>2026-03-10</w:t>
+      <w:t>2026-03-11</w:t>
       <w:br/>
       <w:br/>
     </w:r>

--- a/klagomål/A 45565-2025 FSC-klagomål.docx
+++ b/klagomål/A 45565-2025 FSC-klagomål.docx
@@ -680,7 +680,7 @@
     <w:r>
       <w:tab/>
       <w:tab/>
-      <w:t>2026-03-11</w:t>
+      <w:t>2026-03-12</w:t>
       <w:br/>
       <w:br/>
     </w:r>

--- a/klagomål/A 45565-2025 FSC-klagomål.docx
+++ b/klagomål/A 45565-2025 FSC-klagomål.docx
@@ -680,7 +680,7 @@
     <w:r>
       <w:tab/>
       <w:tab/>
-      <w:t>2026-03-12</w:t>
+      <w:t>2026-03-13</w:t>
       <w:br/>
       <w:br/>
     </w:r>

--- a/klagomål/A 45565-2025 FSC-klagomål.docx
+++ b/klagomål/A 45565-2025 FSC-klagomål.docx
@@ -680,7 +680,7 @@
     <w:r>
       <w:tab/>
       <w:tab/>
-      <w:t>2026-04-14</w:t>
+      <w:t>2026-04-15</w:t>
       <w:br/>
       <w:br/>
     </w:r>

--- a/klagomål/A 45565-2025 FSC-klagomål.docx
+++ b/klagomål/A 45565-2025 FSC-klagomål.docx
@@ -680,7 +680,7 @@
     <w:r>
       <w:tab/>
       <w:tab/>
-      <w:t>2026-04-15</w:t>
+      <w:t>2026-04-16</w:t>
       <w:br/>
       <w:br/>
     </w:r>

--- a/klagomål/A 45565-2025 FSC-klagomål.docx
+++ b/klagomål/A 45565-2025 FSC-klagomål.docx
@@ -680,7 +680,7 @@
     <w:r>
       <w:tab/>
       <w:tab/>
-      <w:t>2026-04-16</w:t>
+      <w:t>2026-04-17</w:t>
       <w:br/>
       <w:br/>
     </w:r>

--- a/klagomål/A 45565-2025 FSC-klagomål.docx
+++ b/klagomål/A 45565-2025 FSC-klagomål.docx
@@ -680,7 +680,7 @@
     <w:r>
       <w:tab/>
       <w:tab/>
-      <w:t>2026-04-17</w:t>
+      <w:t>2026-04-18</w:t>
       <w:br/>
       <w:br/>
     </w:r>

--- a/klagomål/A 45565-2025 FSC-klagomål.docx
+++ b/klagomål/A 45565-2025 FSC-klagomål.docx
@@ -680,7 +680,7 @@
     <w:r>
       <w:tab/>
       <w:tab/>
-      <w:t>2026-04-18</w:t>
+      <w:t>2026-04-19</w:t>
       <w:br/>
       <w:br/>
     </w:r>

--- a/klagomål/A 45565-2025 FSC-klagomål.docx
+++ b/klagomål/A 45565-2025 FSC-klagomål.docx
@@ -680,7 +680,7 @@
     <w:r>
       <w:tab/>
       <w:tab/>
-      <w:t>2026-04-19</w:t>
+      <w:t>2026-04-20</w:t>
       <w:br/>
       <w:br/>
     </w:r>

--- a/klagomål/A 45565-2025 FSC-klagomål.docx
+++ b/klagomål/A 45565-2025 FSC-klagomål.docx
@@ -680,7 +680,7 @@
     <w:r>
       <w:tab/>
       <w:tab/>
-      <w:t>2026-04-20</w:t>
+      <w:t>2026-04-21</w:t>
       <w:br/>
       <w:br/>
     </w:r>

--- a/klagomål/A 45565-2025 FSC-klagomål.docx
+++ b/klagomål/A 45565-2025 FSC-klagomål.docx
@@ -680,7 +680,7 @@
     <w:r>
       <w:tab/>
       <w:tab/>
-      <w:t>2026-04-21</w:t>
+      <w:t>2026-04-22</w:t>
       <w:br/>
       <w:br/>
     </w:r>

--- a/klagomål/A 45565-2025 FSC-klagomål.docx
+++ b/klagomål/A 45565-2025 FSC-klagomål.docx
@@ -680,7 +680,7 @@
     <w:r>
       <w:tab/>
       <w:tab/>
-      <w:t>2026-04-22</w:t>
+      <w:t>2026-04-23</w:t>
       <w:br/>
       <w:br/>
     </w:r>

--- a/klagomål/A 45565-2025 FSC-klagomål.docx
+++ b/klagomål/A 45565-2025 FSC-klagomål.docx
@@ -680,7 +680,7 @@
     <w:r>
       <w:tab/>
       <w:tab/>
-      <w:t>2026-04-23</w:t>
+      <w:t>2026-04-24</w:t>
       <w:br/>
       <w:br/>
     </w:r>

--- a/klagomål/A 45565-2025 FSC-klagomål.docx
+++ b/klagomål/A 45565-2025 FSC-klagomål.docx
@@ -680,7 +680,7 @@
     <w:r>
       <w:tab/>
       <w:tab/>
-      <w:t>2026-04-24</w:t>
+      <w:t>2026-04-25</w:t>
       <w:br/>
       <w:br/>
     </w:r>

--- a/klagomål/A 45565-2025 FSC-klagomål.docx
+++ b/klagomål/A 45565-2025 FSC-klagomål.docx
@@ -680,7 +680,7 @@
     <w:r>
       <w:tab/>
       <w:tab/>
-      <w:t>2026-04-25</w:t>
+      <w:t>2026-04-26</w:t>
       <w:br/>
       <w:br/>
     </w:r>

--- a/klagomål/A 45565-2025 FSC-klagomål.docx
+++ b/klagomål/A 45565-2025 FSC-klagomål.docx
@@ -680,7 +680,7 @@
     <w:r>
       <w:tab/>
       <w:tab/>
-      <w:t>2026-04-26</w:t>
+      <w:t>2026-04-27</w:t>
       <w:br/>
       <w:br/>
     </w:r>

--- a/klagomål/A 45565-2025 FSC-klagomål.docx
+++ b/klagomål/A 45565-2025 FSC-klagomål.docx
@@ -680,7 +680,7 @@
     <w:r>
       <w:tab/>
       <w:tab/>
-      <w:t>2026-04-27</w:t>
+      <w:t>2026-04-28</w:t>
       <w:br/>
       <w:br/>
     </w:r>

--- a/klagomål/A 45565-2025 FSC-klagomål.docx
+++ b/klagomål/A 45565-2025 FSC-klagomål.docx
@@ -680,7 +680,7 @@
     <w:r>
       <w:tab/>
       <w:tab/>
-      <w:t>2026-04-28</w:t>
+      <w:t>2026-04-29</w:t>
       <w:br/>
       <w:br/>
     </w:r>

--- a/klagomål/A 45565-2025 FSC-klagomål.docx
+++ b/klagomål/A 45565-2025 FSC-klagomål.docx
@@ -680,7 +680,7 @@
     <w:r>
       <w:tab/>
       <w:tab/>
-      <w:t>2026-04-29</w:t>
+      <w:t>2026-04-30</w:t>
       <w:br/>
       <w:br/>
     </w:r>

--- a/klagomål/A 45565-2025 FSC-klagomål.docx
+++ b/klagomål/A 45565-2025 FSC-klagomål.docx
@@ -680,7 +680,7 @@
     <w:r>
       <w:tab/>
       <w:tab/>
-      <w:t>2026-04-30</w:t>
+      <w:t>2026-05-01</w:t>
       <w:br/>
       <w:br/>
     </w:r>

--- a/klagomål/A 45565-2025 FSC-klagomål.docx
+++ b/klagomål/A 45565-2025 FSC-klagomål.docx
@@ -680,7 +680,7 @@
     <w:r>
       <w:tab/>
       <w:tab/>
-      <w:t>2026-05-01</w:t>
+      <w:t>2026-05-02</w:t>
       <w:br/>
       <w:br/>
     </w:r>

--- a/klagomål/A 45565-2025 FSC-klagomål.docx
+++ b/klagomål/A 45565-2025 FSC-klagomål.docx
@@ -680,7 +680,7 @@
     <w:r>
       <w:tab/>
       <w:tab/>
-      <w:t>2026-05-02</w:t>
+      <w:t>2026-05-03</w:t>
       <w:br/>
       <w:br/>
     </w:r>

--- a/klagomål/A 45565-2025 FSC-klagomål.docx
+++ b/klagomål/A 45565-2025 FSC-klagomål.docx
@@ -680,7 +680,7 @@
     <w:r>
       <w:tab/>
       <w:tab/>
-      <w:t>2026-05-03</w:t>
+      <w:t>2026-05-04</w:t>
       <w:br/>
       <w:br/>
     </w:r>

--- a/klagomål/A 45565-2025 FSC-klagomål.docx
+++ b/klagomål/A 45565-2025 FSC-klagomål.docx
@@ -680,7 +680,7 @@
     <w:r>
       <w:tab/>
       <w:tab/>
-      <w:t>2026-05-04</w:t>
+      <w:t>2026-05-05</w:t>
       <w:br/>
       <w:br/>
     </w:r>

--- a/klagomål/A 45565-2025 FSC-klagomål.docx
+++ b/klagomål/A 45565-2025 FSC-klagomål.docx
@@ -680,7 +680,7 @@
     <w:r>
       <w:tab/>
       <w:tab/>
-      <w:t>2026-05-05</w:t>
+      <w:t>2026-05-06</w:t>
       <w:br/>
       <w:br/>
     </w:r>

--- a/klagomål/A 45565-2025 FSC-klagomål.docx
+++ b/klagomål/A 45565-2025 FSC-klagomål.docx
@@ -680,7 +680,7 @@
     <w:r>
       <w:tab/>
       <w:tab/>
-      <w:t>2026-05-16</w:t>
+      <w:t>2026-05-17</w:t>
       <w:br/>
       <w:br/>
     </w:r>

--- a/klagomål/A 45565-2025 FSC-klagomål.docx
+++ b/klagomål/A 45565-2025 FSC-klagomål.docx
@@ -680,7 +680,7 @@
     <w:r>
       <w:tab/>
       <w:tab/>
-      <w:t>2026-05-17</w:t>
+      <w:t>2026-05-18</w:t>
       <w:br/>
       <w:br/>
     </w:r>

--- a/klagomål/A 45565-2025 FSC-klagomål.docx
+++ b/klagomål/A 45565-2025 FSC-klagomål.docx
@@ -680,7 +680,7 @@
     <w:r>
       <w:tab/>
       <w:tab/>
-      <w:t>2026-05-18</w:t>
+      <w:t>2026-05-19</w:t>
       <w:br/>
       <w:br/>
     </w:r>

--- a/klagomål/A 45565-2025 FSC-klagomål.docx
+++ b/klagomål/A 45565-2025 FSC-klagomål.docx
@@ -680,7 +680,7 @@
     <w:r>
       <w:tab/>
       <w:tab/>
-      <w:t>2026-05-19</w:t>
+      <w:t>2026-05-20</w:t>
       <w:br/>
       <w:br/>
     </w:r>
